--- a/Fase 2/Documentos/04_Fichas_de_Sprint.docx
+++ b/Fase 2/Documentos/04_Fichas_de_Sprint.docx
@@ -7,6 +7,9 @@
         <w:pStyle w:val="Title"/>
       </w:pPr>
       <w:r>
+        <w:rPr>
+          <w:color w:val="000000"/>
+        </w:rPr>
         <w:t>Fichas de sprint</w:t>
       </w:r>
     </w:p>
@@ -28,12 +31,23 @@
         <w:tblStyle w:val="TableGrid"/>
         <w:tblW w:type="auto" w:w="0"/>
         <w:tblLook w:firstColumn="1" w:firstRow="1" w:lastColumn="0" w:lastRow="0" w:noHBand="0" w:noVBand="1" w:val="04A0"/>
+        <w:tblBorders>
+          <w:top w:val="single" w:sz="4" w:color="D9D9D9"/>
+          <w:left w:val="single" w:sz="4" w:color="D9D9D9"/>
+          <w:bottom w:val="single" w:sz="4" w:color="D9D9D9"/>
+          <w:right w:val="single" w:sz="4" w:color="D9D9D9"/>
+          <w:insideH w:val="single" w:sz="4" w:color="D9D9D9"/>
+          <w:insideV w:val="single" w:sz="4" w:color="D9D9D9"/>
+        </w:tblBorders>
       </w:tblPr>
       <w:tblGrid>
         <w:gridCol w:w="5040"/>
         <w:gridCol w:w="5040"/>
       </w:tblGrid>
       <w:tr>
+        <w:trPr>
+          <w:tblHeader/>
+        </w:trPr>
         <w:tc>
           <w:tcPr>
             <w:tcW w:type="dxa" w:w="4896"/>
@@ -49,6 +63,8 @@
           </w:tcPr>
           <w:p>
             <w:pPr>
+              <w:keepNext w:val="0"/>
+              <w:keepLines w:val="0"/>
               <w:spacing w:after="40" w:before="40"/>
             </w:pPr>
             <w:r/>
@@ -77,6 +93,8 @@
           </w:tcPr>
           <w:p>
             <w:pPr>
+              <w:keepNext w:val="0"/>
+              <w:keepLines w:val="0"/>
               <w:spacing w:after="40" w:before="40"/>
             </w:pPr>
             <w:r/>
@@ -91,6 +109,7 @@
         </w:tc>
       </w:tr>
       <w:tr>
+        <w:trPr/>
         <w:tc>
           <w:tcPr>
             <w:tcW w:type="dxa" w:w="4896"/>
@@ -106,16 +125,12 @@
           </w:tcPr>
           <w:p>
             <w:pPr>
+              <w:keepNext w:val="0"/>
+              <w:keepLines w:val="0"/>
               <w:spacing w:after="40" w:before="40"/>
             </w:pPr>
-            <w:r/>
             <w:r>
-              <w:rPr>
-                <w:b/>
-                <w:color w:val="16382F"/>
-                <w:sz w:val="18"/>
-              </w:rPr>
-              <w:t>Fecha</w:t>
+              <w:t>Actualización documental</w:t>
             </w:r>
           </w:p>
         </w:tc>
@@ -134,15 +149,12 @@
           </w:tcPr>
           <w:p>
             <w:pPr>
+              <w:keepNext w:val="0"/>
+              <w:keepLines w:val="0"/>
               <w:spacing w:after="40" w:before="40"/>
             </w:pPr>
-            <w:r/>
             <w:r>
-              <w:rPr>
-                <w:b w:val="0"/>
-                <w:sz w:val="18"/>
-              </w:rPr>
-              <w:t>4 de octubre de 2026</w:t>
+              <w:t>20 de octubre de 2026</w:t>
             </w:r>
           </w:p>
         </w:tc>
@@ -154,7 +166,7 @@
         <w:spacing w:after="120"/>
       </w:pPr>
       <w:r>
-        <w:t>Las fichas siguientes sirven como registro de planificación y revisión. Los estados deben actualizarse durante el sprint y las evidencias deben adjuntarse al repositorio o al informe de cierre.</w:t>
+        <w:t>Estas fichas conservan los objetivos del plan de 11 sprints e incorporan las evidencias disponibles al 20 de octubre de 2026. No acreditan que todos los sprints o sus reuniones se hayan ejecutado. La aceptación del cliente se documentará en una sesión real.</w:t>
       </w:r>
     </w:p>
     <w:p>
@@ -162,6 +174,9 @@
         <w:pStyle w:val="Heading1"/>
       </w:pPr>
       <w:r>
+        <w:rPr>
+          <w:color w:val="000000"/>
+        </w:rPr>
         <w:t>Sprint 1 Levantamiento</w:t>
       </w:r>
     </w:p>
@@ -178,6 +193,14 @@
         <w:tblStyle w:val="TableGrid"/>
         <w:tblW w:type="auto" w:w="0"/>
         <w:tblLook w:firstColumn="1" w:firstRow="1" w:lastColumn="0" w:lastRow="0" w:noHBand="0" w:noVBand="1" w:val="04A0"/>
+        <w:tblBorders>
+          <w:top w:val="single" w:sz="4" w:color="D9D9D9"/>
+          <w:left w:val="single" w:sz="4" w:color="D9D9D9"/>
+          <w:bottom w:val="single" w:sz="4" w:color="D9D9D9"/>
+          <w:right w:val="single" w:sz="4" w:color="D9D9D9"/>
+          <w:insideH w:val="single" w:sz="4" w:color="D9D9D9"/>
+          <w:insideV w:val="single" w:sz="4" w:color="D9D9D9"/>
+        </w:tblBorders>
       </w:tblPr>
       <w:tblGrid>
         <w:gridCol w:w="3360"/>
@@ -185,6 +208,9 @@
         <w:gridCol w:w="3360"/>
       </w:tblGrid>
       <w:tr>
+        <w:trPr>
+          <w:tblHeader/>
+        </w:trPr>
         <w:tc>
           <w:tcPr>
             <w:tcW w:type="dxa" w:w="4608"/>
@@ -201,6 +227,8 @@
           </w:tcPr>
           <w:p>
             <w:pPr>
+              <w:keepNext w:val="0"/>
+              <w:keepLines w:val="0"/>
               <w:spacing w:after="40" w:before="40"/>
             </w:pPr>
             <w:r/>
@@ -230,6 +258,8 @@
           </w:tcPr>
           <w:p>
             <w:pPr>
+              <w:keepNext w:val="0"/>
+              <w:keepLines w:val="0"/>
               <w:spacing w:after="40" w:before="40"/>
             </w:pPr>
             <w:r/>
@@ -259,6 +289,8 @@
           </w:tcPr>
           <w:p>
             <w:pPr>
+              <w:keepNext w:val="0"/>
+              <w:keepLines w:val="0"/>
               <w:spacing w:after="40" w:before="40"/>
             </w:pPr>
             <w:r/>
@@ -274,6 +306,7 @@
         </w:tc>
       </w:tr>
       <w:tr>
+        <w:trPr/>
         <w:tc>
           <w:tcPr>
             <w:tcW w:type="dxa" w:w="4608"/>
@@ -289,6 +322,8 @@
           </w:tcPr>
           <w:p>
             <w:pPr>
+              <w:keepNext w:val="0"/>
+              <w:keepLines w:val="0"/>
               <w:spacing w:after="40" w:before="40"/>
             </w:pPr>
             <w:r/>
@@ -320,15 +355,12 @@
           </w:tcPr>
           <w:p>
             <w:pPr>
+              <w:keepNext w:val="0"/>
+              <w:keepLines w:val="0"/>
               <w:spacing w:after="40" w:before="40"/>
             </w:pPr>
-            <w:r/>
             <w:r>
-              <w:rPr>
-                <w:b w:val="0"/>
-                <w:sz w:val="17"/>
-              </w:rPr>
-              <w:t>Acta y mapa de proceso</w:t>
+              <w:t>Levantamiento referido por Juan; acta de Rodrigo Quiroga preparada para validación y firma.</w:t>
             </w:r>
           </w:p>
         </w:tc>
@@ -347,15 +379,12 @@
           </w:tcPr>
           <w:p>
             <w:pPr>
+              <w:keepNext w:val="0"/>
+              <w:keepLines w:val="0"/>
               <w:spacing w:after="40" w:before="40"/>
             </w:pPr>
-            <w:r/>
             <w:r>
-              <w:rPr>
-                <w:b w:val="0"/>
-                <w:sz w:val="17"/>
-              </w:rPr>
-              <w:t>Equipo / bloque asignado</w:t>
+              <w:t>Juan</w:t>
             </w:r>
           </w:p>
         </w:tc>
@@ -371,6 +400,9 @@
         <w:pStyle w:val="Heading1"/>
       </w:pPr>
       <w:r>
+        <w:rPr>
+          <w:color w:val="000000"/>
+        </w:rPr>
         <w:t>Sprint 2 Arquitectura</w:t>
       </w:r>
     </w:p>
@@ -387,6 +419,14 @@
         <w:tblStyle w:val="TableGrid"/>
         <w:tblW w:type="auto" w:w="0"/>
         <w:tblLook w:firstColumn="1" w:firstRow="1" w:lastColumn="0" w:lastRow="0" w:noHBand="0" w:noVBand="1" w:val="04A0"/>
+        <w:tblBorders>
+          <w:top w:val="single" w:sz="4" w:color="D9D9D9"/>
+          <w:left w:val="single" w:sz="4" w:color="D9D9D9"/>
+          <w:bottom w:val="single" w:sz="4" w:color="D9D9D9"/>
+          <w:right w:val="single" w:sz="4" w:color="D9D9D9"/>
+          <w:insideH w:val="single" w:sz="4" w:color="D9D9D9"/>
+          <w:insideV w:val="single" w:sz="4" w:color="D9D9D9"/>
+        </w:tblBorders>
       </w:tblPr>
       <w:tblGrid>
         <w:gridCol w:w="3360"/>
@@ -394,6 +434,9 @@
         <w:gridCol w:w="3360"/>
       </w:tblGrid>
       <w:tr>
+        <w:trPr>
+          <w:tblHeader/>
+        </w:trPr>
         <w:tc>
           <w:tcPr>
             <w:tcW w:type="dxa" w:w="4608"/>
@@ -410,6 +453,8 @@
           </w:tcPr>
           <w:p>
             <w:pPr>
+              <w:keepNext w:val="0"/>
+              <w:keepLines w:val="0"/>
               <w:spacing w:after="40" w:before="40"/>
             </w:pPr>
             <w:r/>
@@ -439,6 +484,8 @@
           </w:tcPr>
           <w:p>
             <w:pPr>
+              <w:keepNext w:val="0"/>
+              <w:keepLines w:val="0"/>
               <w:spacing w:after="40" w:before="40"/>
             </w:pPr>
             <w:r/>
@@ -468,6 +515,8 @@
           </w:tcPr>
           <w:p>
             <w:pPr>
+              <w:keepNext w:val="0"/>
+              <w:keepLines w:val="0"/>
               <w:spacing w:after="40" w:before="40"/>
             </w:pPr>
             <w:r/>
@@ -483,6 +532,7 @@
         </w:tc>
       </w:tr>
       <w:tr>
+        <w:trPr/>
         <w:tc>
           <w:tcPr>
             <w:tcW w:type="dxa" w:w="4608"/>
@@ -498,6 +548,8 @@
           </w:tcPr>
           <w:p>
             <w:pPr>
+              <w:keepNext w:val="0"/>
+              <w:keepLines w:val="0"/>
               <w:spacing w:after="40" w:before="40"/>
             </w:pPr>
             <w:r/>
@@ -529,15 +581,12 @@
           </w:tcPr>
           <w:p>
             <w:pPr>
+              <w:keepNext w:val="0"/>
+              <w:keepLines w:val="0"/>
               <w:spacing w:after="40" w:before="40"/>
             </w:pPr>
-            <w:r/>
             <w:r>
-              <w:rPr>
-                <w:b w:val="0"/>
-                <w:sz w:val="17"/>
-              </w:rPr>
-              <w:t>Diagrama y esquema ejecutable</w:t>
+              <w:t>schema.sql, seed y PostGIS ejecutables; integración real del panel aprobada.</w:t>
             </w:r>
           </w:p>
         </w:tc>
@@ -556,15 +605,12 @@
           </w:tcPr>
           <w:p>
             <w:pPr>
+              <w:keepNext w:val="0"/>
+              <w:keepLines w:val="0"/>
               <w:spacing w:after="40" w:before="40"/>
             </w:pPr>
-            <w:r/>
             <w:r>
-              <w:rPr>
-                <w:b w:val="0"/>
-                <w:sz w:val="17"/>
-              </w:rPr>
-              <w:t>Equipo / bloque asignado</w:t>
+              <w:t>Javier</w:t>
             </w:r>
           </w:p>
         </w:tc>
@@ -580,6 +626,9 @@
         <w:pStyle w:val="Heading1"/>
       </w:pPr>
       <w:r>
+        <w:rPr>
+          <w:color w:val="000000"/>
+        </w:rPr>
         <w:t>Sprint 3 Panel base</w:t>
       </w:r>
     </w:p>
@@ -596,6 +645,14 @@
         <w:tblStyle w:val="TableGrid"/>
         <w:tblW w:type="auto" w:w="0"/>
         <w:tblLook w:firstColumn="1" w:firstRow="1" w:lastColumn="0" w:lastRow="0" w:noHBand="0" w:noVBand="1" w:val="04A0"/>
+        <w:tblBorders>
+          <w:top w:val="single" w:sz="4" w:color="D9D9D9"/>
+          <w:left w:val="single" w:sz="4" w:color="D9D9D9"/>
+          <w:bottom w:val="single" w:sz="4" w:color="D9D9D9"/>
+          <w:right w:val="single" w:sz="4" w:color="D9D9D9"/>
+          <w:insideH w:val="single" w:sz="4" w:color="D9D9D9"/>
+          <w:insideV w:val="single" w:sz="4" w:color="D9D9D9"/>
+        </w:tblBorders>
       </w:tblPr>
       <w:tblGrid>
         <w:gridCol w:w="3360"/>
@@ -603,6 +660,9 @@
         <w:gridCol w:w="3360"/>
       </w:tblGrid>
       <w:tr>
+        <w:trPr>
+          <w:tblHeader/>
+        </w:trPr>
         <w:tc>
           <w:tcPr>
             <w:tcW w:type="dxa" w:w="4608"/>
@@ -619,6 +679,8 @@
           </w:tcPr>
           <w:p>
             <w:pPr>
+              <w:keepNext w:val="0"/>
+              <w:keepLines w:val="0"/>
               <w:spacing w:after="40" w:before="40"/>
             </w:pPr>
             <w:r/>
@@ -648,6 +710,8 @@
           </w:tcPr>
           <w:p>
             <w:pPr>
+              <w:keepNext w:val="0"/>
+              <w:keepLines w:val="0"/>
               <w:spacing w:after="40" w:before="40"/>
             </w:pPr>
             <w:r/>
@@ -677,6 +741,8 @@
           </w:tcPr>
           <w:p>
             <w:pPr>
+              <w:keepNext w:val="0"/>
+              <w:keepLines w:val="0"/>
               <w:spacing w:after="40" w:before="40"/>
             </w:pPr>
             <w:r/>
@@ -692,6 +758,7 @@
         </w:tc>
       </w:tr>
       <w:tr>
+        <w:trPr/>
         <w:tc>
           <w:tcPr>
             <w:tcW w:type="dxa" w:w="4608"/>
@@ -707,6 +774,8 @@
           </w:tcPr>
           <w:p>
             <w:pPr>
+              <w:keepNext w:val="0"/>
+              <w:keepLines w:val="0"/>
               <w:spacing w:after="40" w:before="40"/>
             </w:pPr>
             <w:r/>
@@ -740,15 +809,12 @@
           </w:tcPr>
           <w:p>
             <w:pPr>
+              <w:keepNext w:val="0"/>
+              <w:keepLines w:val="0"/>
               <w:spacing w:after="40" w:before="40"/>
             </w:pPr>
-            <w:r/>
             <w:r>
-              <w:rPr>
-                <w:b w:val="0"/>
-                <w:sz w:val="17"/>
-              </w:rPr>
-              <w:t>Captura y prueba de login</w:t>
+              <w:t>Login técnico/admin y control de roles: PI-02/03 y PS-04/05; interfaz del panel verificada.</w:t>
             </w:r>
           </w:p>
         </w:tc>
@@ -767,15 +833,12 @@
           </w:tcPr>
           <w:p>
             <w:pPr>
+              <w:keepNext w:val="0"/>
+              <w:keepLines w:val="0"/>
               <w:spacing w:after="40" w:before="40"/>
             </w:pPr>
-            <w:r/>
             <w:r>
-              <w:rPr>
-                <w:b w:val="0"/>
-                <w:sz w:val="17"/>
-              </w:rPr>
-              <w:t>Equipo / bloque asignado</w:t>
+              <w:t>Juan</w:t>
             </w:r>
           </w:p>
         </w:tc>
@@ -791,6 +854,9 @@
         <w:pStyle w:val="Heading1"/>
       </w:pPr>
       <w:r>
+        <w:rPr>
+          <w:color w:val="000000"/>
+        </w:rPr>
         <w:t>Sprint 4 Agenda</w:t>
       </w:r>
     </w:p>
@@ -807,6 +873,14 @@
         <w:tblStyle w:val="TableGrid"/>
         <w:tblW w:type="auto" w:w="0"/>
         <w:tblLook w:firstColumn="1" w:firstRow="1" w:lastColumn="0" w:lastRow="0" w:noHBand="0" w:noVBand="1" w:val="04A0"/>
+        <w:tblBorders>
+          <w:top w:val="single" w:sz="4" w:color="D9D9D9"/>
+          <w:left w:val="single" w:sz="4" w:color="D9D9D9"/>
+          <w:bottom w:val="single" w:sz="4" w:color="D9D9D9"/>
+          <w:right w:val="single" w:sz="4" w:color="D9D9D9"/>
+          <w:insideH w:val="single" w:sz="4" w:color="D9D9D9"/>
+          <w:insideV w:val="single" w:sz="4" w:color="D9D9D9"/>
+        </w:tblBorders>
       </w:tblPr>
       <w:tblGrid>
         <w:gridCol w:w="3360"/>
@@ -814,6 +888,9 @@
         <w:gridCol w:w="3360"/>
       </w:tblGrid>
       <w:tr>
+        <w:trPr>
+          <w:tblHeader/>
+        </w:trPr>
         <w:tc>
           <w:tcPr>
             <w:tcW w:type="dxa" w:w="4608"/>
@@ -830,6 +907,8 @@
           </w:tcPr>
           <w:p>
             <w:pPr>
+              <w:keepNext w:val="0"/>
+              <w:keepLines w:val="0"/>
               <w:spacing w:after="40" w:before="40"/>
             </w:pPr>
             <w:r/>
@@ -859,6 +938,8 @@
           </w:tcPr>
           <w:p>
             <w:pPr>
+              <w:keepNext w:val="0"/>
+              <w:keepLines w:val="0"/>
               <w:spacing w:after="40" w:before="40"/>
             </w:pPr>
             <w:r/>
@@ -888,6 +969,8 @@
           </w:tcPr>
           <w:p>
             <w:pPr>
+              <w:keepNext w:val="0"/>
+              <w:keepLines w:val="0"/>
               <w:spacing w:after="40" w:before="40"/>
             </w:pPr>
             <w:r/>
@@ -903,6 +986,7 @@
         </w:tc>
       </w:tr>
       <w:tr>
+        <w:trPr/>
         <w:tc>
           <w:tcPr>
             <w:tcW w:type="dxa" w:w="4608"/>
@@ -918,6 +1002,8 @@
           </w:tcPr>
           <w:p>
             <w:pPr>
+              <w:keepNext w:val="0"/>
+              <w:keepLines w:val="0"/>
               <w:spacing w:after="40" w:before="40"/>
             </w:pPr>
             <w:r/>
@@ -951,15 +1037,12 @@
           </w:tcPr>
           <w:p>
             <w:pPr>
+              <w:keepNext w:val="0"/>
+              <w:keepLines w:val="0"/>
               <w:spacing w:after="40" w:before="40"/>
             </w:pPr>
-            <w:r/>
             <w:r>
-              <w:rPr>
-                <w:b w:val="0"/>
-                <w:sz w:val="17"/>
-              </w:rPr>
-              <w:t>Evidencia de agenda</w:t>
+              <w:t>Agenda chilena, filtros y estadísticas, edición de notas, asignación y reprogramación verificadas en E4; se conserva el historial del 06/10 y 09/10.</w:t>
             </w:r>
           </w:p>
         </w:tc>
@@ -978,15 +1061,12 @@
           </w:tcPr>
           <w:p>
             <w:pPr>
+              <w:keepNext w:val="0"/>
+              <w:keepLines w:val="0"/>
               <w:spacing w:after="40" w:before="40"/>
             </w:pPr>
-            <w:r/>
             <w:r>
-              <w:rPr>
-                <w:b w:val="0"/>
-                <w:sz w:val="17"/>
-              </w:rPr>
-              <w:t>Equipo / bloque asignado</w:t>
+              <w:t>Juan</w:t>
             </w:r>
           </w:p>
         </w:tc>
@@ -1007,6 +1087,9 @@
         <w:pStyle w:val="Heading1"/>
       </w:pPr>
       <w:r>
+        <w:rPr>
+          <w:color w:val="000000"/>
+        </w:rPr>
         <w:t>Sprint 5 Agendamiento</w:t>
       </w:r>
     </w:p>
@@ -1023,6 +1106,14 @@
         <w:tblStyle w:val="TableGrid"/>
         <w:tblW w:type="auto" w:w="0"/>
         <w:tblLook w:firstColumn="1" w:firstRow="1" w:lastColumn="0" w:lastRow="0" w:noHBand="0" w:noVBand="1" w:val="04A0"/>
+        <w:tblBorders>
+          <w:top w:val="single" w:sz="4" w:color="D9D9D9"/>
+          <w:left w:val="single" w:sz="4" w:color="D9D9D9"/>
+          <w:bottom w:val="single" w:sz="4" w:color="D9D9D9"/>
+          <w:right w:val="single" w:sz="4" w:color="D9D9D9"/>
+          <w:insideH w:val="single" w:sz="4" w:color="D9D9D9"/>
+          <w:insideV w:val="single" w:sz="4" w:color="D9D9D9"/>
+        </w:tblBorders>
       </w:tblPr>
       <w:tblGrid>
         <w:gridCol w:w="3360"/>
@@ -1030,6 +1121,9 @@
         <w:gridCol w:w="3360"/>
       </w:tblGrid>
       <w:tr>
+        <w:trPr>
+          <w:tblHeader/>
+        </w:trPr>
         <w:tc>
           <w:tcPr>
             <w:tcW w:type="dxa" w:w="4608"/>
@@ -1046,6 +1140,8 @@
           </w:tcPr>
           <w:p>
             <w:pPr>
+              <w:keepNext w:val="0"/>
+              <w:keepLines w:val="0"/>
               <w:spacing w:after="40" w:before="40"/>
             </w:pPr>
             <w:r/>
@@ -1075,6 +1171,8 @@
           </w:tcPr>
           <w:p>
             <w:pPr>
+              <w:keepNext w:val="0"/>
+              <w:keepLines w:val="0"/>
               <w:spacing w:after="40" w:before="40"/>
             </w:pPr>
             <w:r/>
@@ -1104,6 +1202,8 @@
           </w:tcPr>
           <w:p>
             <w:pPr>
+              <w:keepNext w:val="0"/>
+              <w:keepLines w:val="0"/>
               <w:spacing w:after="40" w:before="40"/>
             </w:pPr>
             <w:r/>
@@ -1119,6 +1219,7 @@
         </w:tc>
       </w:tr>
       <w:tr>
+        <w:trPr/>
         <w:tc>
           <w:tcPr>
             <w:tcW w:type="dxa" w:w="4608"/>
@@ -1134,6 +1235,8 @@
           </w:tcPr>
           <w:p>
             <w:pPr>
+              <w:keepNext w:val="0"/>
+              <w:keepLines w:val="0"/>
               <w:spacing w:after="40" w:before="40"/>
             </w:pPr>
             <w:r/>
@@ -1167,15 +1270,12 @@
           </w:tcPr>
           <w:p>
             <w:pPr>
+              <w:keepNext w:val="0"/>
+              <w:keepLines w:val="0"/>
               <w:spacing w:after="40" w:before="40"/>
             </w:pPr>
-            <w:r/>
             <w:r>
-              <w:rPr>
-                <w:b w:val="0"/>
-                <w:sz w:val="17"/>
-              </w:rPr>
-              <w:t>Pruebas API y UI</w:t>
+              <w:t>Clientes sin GPS, operador null, UTC, horarios y conflictos verificados en E4. VIS-002 confirma que cancelar conserva visita, croquis y trampas.</w:t>
             </w:r>
           </w:p>
         </w:tc>
@@ -1194,15 +1294,12 @@
           </w:tcPr>
           <w:p>
             <w:pPr>
+              <w:keepNext w:val="0"/>
+              <w:keepLines w:val="0"/>
               <w:spacing w:after="40" w:before="40"/>
             </w:pPr>
-            <w:r/>
             <w:r>
-              <w:rPr>
-                <w:b w:val="0"/>
-                <w:sz w:val="17"/>
-              </w:rPr>
-              <w:t>Equipo / bloque asignado</w:t>
+              <w:t>Juan</w:t>
             </w:r>
           </w:p>
         </w:tc>
@@ -1218,6 +1315,9 @@
         <w:pStyle w:val="Heading1"/>
       </w:pPr>
       <w:r>
+        <w:rPr>
+          <w:color w:val="000000"/>
+        </w:rPr>
         <w:t>Sprint 6 Conversación</w:t>
       </w:r>
     </w:p>
@@ -1234,6 +1334,14 @@
         <w:tblStyle w:val="TableGrid"/>
         <w:tblW w:type="auto" w:w="0"/>
         <w:tblLook w:firstColumn="1" w:firstRow="1" w:lastColumn="0" w:lastRow="0" w:noHBand="0" w:noVBand="1" w:val="04A0"/>
+        <w:tblBorders>
+          <w:top w:val="single" w:sz="4" w:color="D9D9D9"/>
+          <w:left w:val="single" w:sz="4" w:color="D9D9D9"/>
+          <w:bottom w:val="single" w:sz="4" w:color="D9D9D9"/>
+          <w:right w:val="single" w:sz="4" w:color="D9D9D9"/>
+          <w:insideH w:val="single" w:sz="4" w:color="D9D9D9"/>
+          <w:insideV w:val="single" w:sz="4" w:color="D9D9D9"/>
+        </w:tblBorders>
       </w:tblPr>
       <w:tblGrid>
         <w:gridCol w:w="3360"/>
@@ -1241,6 +1349,9 @@
         <w:gridCol w:w="3360"/>
       </w:tblGrid>
       <w:tr>
+        <w:trPr>
+          <w:tblHeader/>
+        </w:trPr>
         <w:tc>
           <w:tcPr>
             <w:tcW w:type="dxa" w:w="4608"/>
@@ -1257,6 +1368,8 @@
           </w:tcPr>
           <w:p>
             <w:pPr>
+              <w:keepNext w:val="0"/>
+              <w:keepLines w:val="0"/>
               <w:spacing w:after="40" w:before="40"/>
             </w:pPr>
             <w:r/>
@@ -1286,6 +1399,8 @@
           </w:tcPr>
           <w:p>
             <w:pPr>
+              <w:keepNext w:val="0"/>
+              <w:keepLines w:val="0"/>
               <w:spacing w:after="40" w:before="40"/>
             </w:pPr>
             <w:r/>
@@ -1315,6 +1430,8 @@
           </w:tcPr>
           <w:p>
             <w:pPr>
+              <w:keepNext w:val="0"/>
+              <w:keepLines w:val="0"/>
               <w:spacing w:after="40" w:before="40"/>
             </w:pPr>
             <w:r/>
@@ -1330,6 +1447,7 @@
         </w:tc>
       </w:tr>
       <w:tr>
+        <w:trPr/>
         <w:tc>
           <w:tcPr>
             <w:tcW w:type="dxa" w:w="4608"/>
@@ -1345,6 +1463,8 @@
           </w:tcPr>
           <w:p>
             <w:pPr>
+              <w:keepNext w:val="0"/>
+              <w:keepLines w:val="0"/>
               <w:spacing w:after="40" w:before="40"/>
             </w:pPr>
             <w:r/>
@@ -1378,15 +1498,12 @@
           </w:tcPr>
           <w:p>
             <w:pPr>
+              <w:keepNext w:val="0"/>
+              <w:keepLines w:val="0"/>
               <w:spacing w:after="40" w:before="40"/>
             </w:pPr>
-            <w:r/>
             <w:r>
-              <w:rPr>
-                <w:b w:val="0"/>
-                <w:sz w:val="17"/>
-              </w:rPr>
-              <w:t>Casos conversacionales</w:t>
+              <w:t>Webhook y agente implementados; PS-12 aprobado. Sesión real HU-18 planificada por Pedro, sin resultado archivado.</w:t>
             </w:r>
           </w:p>
         </w:tc>
@@ -1405,15 +1522,12 @@
           </w:tcPr>
           <w:p>
             <w:pPr>
+              <w:keepNext w:val="0"/>
+              <w:keepLines w:val="0"/>
               <w:spacing w:after="40" w:before="40"/>
             </w:pPr>
-            <w:r/>
             <w:r>
-              <w:rPr>
-                <w:b w:val="0"/>
-                <w:sz w:val="17"/>
-              </w:rPr>
-              <w:t>Equipo / bloque asignado</w:t>
+              <w:t>Pedro</w:t>
             </w:r>
           </w:p>
         </w:tc>
@@ -1429,6 +1543,9 @@
         <w:pStyle w:val="Heading1"/>
       </w:pPr>
       <w:r>
+        <w:rPr>
+          <w:color w:val="000000"/>
+        </w:rPr>
         <w:t>Sprint 7 Croquis</w:t>
       </w:r>
     </w:p>
@@ -1445,6 +1562,14 @@
         <w:tblStyle w:val="TableGrid"/>
         <w:tblW w:type="auto" w:w="0"/>
         <w:tblLook w:firstColumn="1" w:firstRow="1" w:lastColumn="0" w:lastRow="0" w:noHBand="0" w:noVBand="1" w:val="04A0"/>
+        <w:tblBorders>
+          <w:top w:val="single" w:sz="4" w:color="D9D9D9"/>
+          <w:left w:val="single" w:sz="4" w:color="D9D9D9"/>
+          <w:bottom w:val="single" w:sz="4" w:color="D9D9D9"/>
+          <w:right w:val="single" w:sz="4" w:color="D9D9D9"/>
+          <w:insideH w:val="single" w:sz="4" w:color="D9D9D9"/>
+          <w:insideV w:val="single" w:sz="4" w:color="D9D9D9"/>
+        </w:tblBorders>
       </w:tblPr>
       <w:tblGrid>
         <w:gridCol w:w="3360"/>
@@ -1452,6 +1577,9 @@
         <w:gridCol w:w="3360"/>
       </w:tblGrid>
       <w:tr>
+        <w:trPr>
+          <w:tblHeader/>
+        </w:trPr>
         <w:tc>
           <w:tcPr>
             <w:tcW w:type="dxa" w:w="4608"/>
@@ -1468,6 +1596,8 @@
           </w:tcPr>
           <w:p>
             <w:pPr>
+              <w:keepNext w:val="0"/>
+              <w:keepLines w:val="0"/>
               <w:spacing w:after="40" w:before="40"/>
             </w:pPr>
             <w:r/>
@@ -1497,6 +1627,8 @@
           </w:tcPr>
           <w:p>
             <w:pPr>
+              <w:keepNext w:val="0"/>
+              <w:keepLines w:val="0"/>
               <w:spacing w:after="40" w:before="40"/>
             </w:pPr>
             <w:r/>
@@ -1526,6 +1658,8 @@
           </w:tcPr>
           <w:p>
             <w:pPr>
+              <w:keepNext w:val="0"/>
+              <w:keepLines w:val="0"/>
               <w:spacing w:after="40" w:before="40"/>
             </w:pPr>
             <w:r/>
@@ -1541,6 +1675,7 @@
         </w:tc>
       </w:tr>
       <w:tr>
+        <w:trPr/>
         <w:tc>
           <w:tcPr>
             <w:tcW w:type="dxa" w:w="4608"/>
@@ -1556,6 +1691,8 @@
           </w:tcPr>
           <w:p>
             <w:pPr>
+              <w:keepNext w:val="0"/>
+              <w:keepLines w:val="0"/>
               <w:spacing w:after="40" w:before="40"/>
             </w:pPr>
             <w:r/>
@@ -1589,15 +1726,12 @@
           </w:tcPr>
           <w:p>
             <w:pPr>
+              <w:keepNext w:val="0"/>
+              <w:keepLines w:val="0"/>
               <w:spacing w:after="40" w:before="40"/>
             </w:pPr>
-            <w:r/>
             <w:r>
-              <w:rPr>
-                <w:b w:val="0"/>
-                <w:sz w:val="17"/>
-              </w:rPr>
-              <w:t>Croquis y registro de cambios</w:t>
+              <w:t>Gestión en terreno y fotos disponibles; visor web de solo lectura y mapa real local verificados en E4/E5. Generación IA y geocodificación permanecen en diseño.</w:t>
             </w:r>
           </w:p>
         </w:tc>
@@ -1616,15 +1750,12 @@
           </w:tcPr>
           <w:p>
             <w:pPr>
+              <w:keepNext w:val="0"/>
+              <w:keepLines w:val="0"/>
               <w:spacing w:after="40" w:before="40"/>
             </w:pPr>
-            <w:r/>
             <w:r>
-              <w:rPr>
-                <w:b w:val="0"/>
-                <w:sz w:val="17"/>
-              </w:rPr>
-              <w:t>Equipo / bloque asignado</w:t>
+              <w:t>Pedro y Javier; Juan en visor web</w:t>
             </w:r>
           </w:p>
         </w:tc>
@@ -1645,6 +1776,9 @@
         <w:pStyle w:val="Heading1"/>
       </w:pPr>
       <w:r>
+        <w:rPr>
+          <w:color w:val="000000"/>
+        </w:rPr>
         <w:t>Sprint 8 Móvil</w:t>
       </w:r>
     </w:p>
@@ -1661,6 +1795,14 @@
         <w:tblStyle w:val="TableGrid"/>
         <w:tblW w:type="auto" w:w="0"/>
         <w:tblLook w:firstColumn="1" w:firstRow="1" w:lastColumn="0" w:lastRow="0" w:noHBand="0" w:noVBand="1" w:val="04A0"/>
+        <w:tblBorders>
+          <w:top w:val="single" w:sz="4" w:color="D9D9D9"/>
+          <w:left w:val="single" w:sz="4" w:color="D9D9D9"/>
+          <w:bottom w:val="single" w:sz="4" w:color="D9D9D9"/>
+          <w:right w:val="single" w:sz="4" w:color="D9D9D9"/>
+          <w:insideH w:val="single" w:sz="4" w:color="D9D9D9"/>
+          <w:insideV w:val="single" w:sz="4" w:color="D9D9D9"/>
+        </w:tblBorders>
       </w:tblPr>
       <w:tblGrid>
         <w:gridCol w:w="3360"/>
@@ -1668,6 +1810,9 @@
         <w:gridCol w:w="3360"/>
       </w:tblGrid>
       <w:tr>
+        <w:trPr>
+          <w:tblHeader/>
+        </w:trPr>
         <w:tc>
           <w:tcPr>
             <w:tcW w:type="dxa" w:w="4608"/>
@@ -1684,6 +1829,8 @@
           </w:tcPr>
           <w:p>
             <w:pPr>
+              <w:keepNext w:val="0"/>
+              <w:keepLines w:val="0"/>
               <w:spacing w:after="40" w:before="40"/>
             </w:pPr>
             <w:r/>
@@ -1713,6 +1860,8 @@
           </w:tcPr>
           <w:p>
             <w:pPr>
+              <w:keepNext w:val="0"/>
+              <w:keepLines w:val="0"/>
               <w:spacing w:after="40" w:before="40"/>
             </w:pPr>
             <w:r/>
@@ -1742,6 +1891,8 @@
           </w:tcPr>
           <w:p>
             <w:pPr>
+              <w:keepNext w:val="0"/>
+              <w:keepLines w:val="0"/>
               <w:spacing w:after="40" w:before="40"/>
             </w:pPr>
             <w:r/>
@@ -1757,6 +1908,7 @@
         </w:tc>
       </w:tr>
       <w:tr>
+        <w:trPr/>
         <w:tc>
           <w:tcPr>
             <w:tcW w:type="dxa" w:w="4608"/>
@@ -1772,6 +1924,8 @@
           </w:tcPr>
           <w:p>
             <w:pPr>
+              <w:keepNext w:val="0"/>
+              <w:keepLines w:val="0"/>
               <w:spacing w:after="40" w:before="40"/>
             </w:pPr>
             <w:r/>
@@ -1805,15 +1959,12 @@
           </w:tcPr>
           <w:p>
             <w:pPr>
+              <w:keepNext w:val="0"/>
+              <w:keepLines w:val="0"/>
               <w:spacing w:after="40" w:before="40"/>
             </w:pPr>
-            <w:r/>
             <w:r>
-              <w:rPr>
-                <w:b w:val="0"/>
-                <w:sz w:val="17"/>
-              </w:rPr>
-              <w:t>Demo móvil</w:t>
+              <w:t>Código Flutter disponible y API del técnico verificada; no se acredita aquí una sesión de aceptación en teléfono.</w:t>
             </w:r>
           </w:p>
         </w:tc>
@@ -1832,15 +1983,12 @@
           </w:tcPr>
           <w:p>
             <w:pPr>
+              <w:keepNext w:val="0"/>
+              <w:keepLines w:val="0"/>
               <w:spacing w:after="40" w:before="40"/>
             </w:pPr>
-            <w:r/>
             <w:r>
-              <w:rPr>
-                <w:b w:val="0"/>
-                <w:sz w:val="17"/>
-              </w:rPr>
-              <w:t>Equipo / bloque asignado</w:t>
+              <w:t>Javier</w:t>
             </w:r>
           </w:p>
         </w:tc>
@@ -1856,6 +2004,9 @@
         <w:pStyle w:val="Heading1"/>
       </w:pPr>
       <w:r>
+        <w:rPr>
+          <w:color w:val="000000"/>
+        </w:rPr>
         <w:t>Sprint 9 Offline</w:t>
       </w:r>
     </w:p>
@@ -1872,6 +2023,14 @@
         <w:tblStyle w:val="TableGrid"/>
         <w:tblW w:type="auto" w:w="0"/>
         <w:tblLook w:firstColumn="1" w:firstRow="1" w:lastColumn="0" w:lastRow="0" w:noHBand="0" w:noVBand="1" w:val="04A0"/>
+        <w:tblBorders>
+          <w:top w:val="single" w:sz="4" w:color="D9D9D9"/>
+          <w:left w:val="single" w:sz="4" w:color="D9D9D9"/>
+          <w:bottom w:val="single" w:sz="4" w:color="D9D9D9"/>
+          <w:right w:val="single" w:sz="4" w:color="D9D9D9"/>
+          <w:insideH w:val="single" w:sz="4" w:color="D9D9D9"/>
+          <w:insideV w:val="single" w:sz="4" w:color="D9D9D9"/>
+        </w:tblBorders>
       </w:tblPr>
       <w:tblGrid>
         <w:gridCol w:w="3360"/>
@@ -1879,6 +2038,9 @@
         <w:gridCol w:w="3360"/>
       </w:tblGrid>
       <w:tr>
+        <w:trPr>
+          <w:tblHeader/>
+        </w:trPr>
         <w:tc>
           <w:tcPr>
             <w:tcW w:type="dxa" w:w="4608"/>
@@ -1895,6 +2057,8 @@
           </w:tcPr>
           <w:p>
             <w:pPr>
+              <w:keepNext w:val="0"/>
+              <w:keepLines w:val="0"/>
               <w:spacing w:after="40" w:before="40"/>
             </w:pPr>
             <w:r/>
@@ -1924,6 +2088,8 @@
           </w:tcPr>
           <w:p>
             <w:pPr>
+              <w:keepNext w:val="0"/>
+              <w:keepLines w:val="0"/>
               <w:spacing w:after="40" w:before="40"/>
             </w:pPr>
             <w:r/>
@@ -1953,6 +2119,8 @@
           </w:tcPr>
           <w:p>
             <w:pPr>
+              <w:keepNext w:val="0"/>
+              <w:keepLines w:val="0"/>
               <w:spacing w:after="40" w:before="40"/>
             </w:pPr>
             <w:r/>
@@ -1968,6 +2136,7 @@
         </w:tc>
       </w:tr>
       <w:tr>
+        <w:trPr/>
         <w:tc>
           <w:tcPr>
             <w:tcW w:type="dxa" w:w="4608"/>
@@ -1983,6 +2152,8 @@
           </w:tcPr>
           <w:p>
             <w:pPr>
+              <w:keepNext w:val="0"/>
+              <w:keepLines w:val="0"/>
               <w:spacing w:after="40" w:before="40"/>
             </w:pPr>
             <w:r/>
@@ -2014,15 +2185,12 @@
           </w:tcPr>
           <w:p>
             <w:pPr>
+              <w:keepNext w:val="0"/>
+              <w:keepLines w:val="0"/>
               <w:spacing w:after="40" w:before="40"/>
             </w:pPr>
-            <w:r/>
             <w:r>
-              <w:rPr>
-                <w:b w:val="0"/>
-                <w:sz w:val="17"/>
-              </w:rPr>
-              <w:t>Prueba sin conexión</w:t>
+              <w:t>local_database.dart prepara SQLite; las pantallas no lo usan y la sincronización no está implementada.</w:t>
             </w:r>
           </w:p>
         </w:tc>
@@ -2041,15 +2209,12 @@
           </w:tcPr>
           <w:p>
             <w:pPr>
+              <w:keepNext w:val="0"/>
+              <w:keepLines w:val="0"/>
               <w:spacing w:after="40" w:before="40"/>
             </w:pPr>
-            <w:r/>
             <w:r>
-              <w:rPr>
-                <w:b w:val="0"/>
-                <w:sz w:val="17"/>
-              </w:rPr>
-              <w:t>Equipo / bloque asignado</w:t>
+              <w:t>Javier</w:t>
             </w:r>
           </w:p>
         </w:tc>
@@ -2065,6 +2230,9 @@
         <w:pStyle w:val="Heading1"/>
       </w:pPr>
       <w:r>
+        <w:rPr>
+          <w:color w:val="000000"/>
+        </w:rPr>
         <w:t>Sprint 10 Calidad</w:t>
       </w:r>
     </w:p>
@@ -2081,6 +2249,14 @@
         <w:tblStyle w:val="TableGrid"/>
         <w:tblW w:type="auto" w:w="0"/>
         <w:tblLook w:firstColumn="1" w:firstRow="1" w:lastColumn="0" w:lastRow="0" w:noHBand="0" w:noVBand="1" w:val="04A0"/>
+        <w:tblBorders>
+          <w:top w:val="single" w:sz="4" w:color="D9D9D9"/>
+          <w:left w:val="single" w:sz="4" w:color="D9D9D9"/>
+          <w:bottom w:val="single" w:sz="4" w:color="D9D9D9"/>
+          <w:right w:val="single" w:sz="4" w:color="D9D9D9"/>
+          <w:insideH w:val="single" w:sz="4" w:color="D9D9D9"/>
+          <w:insideV w:val="single" w:sz="4" w:color="D9D9D9"/>
+        </w:tblBorders>
       </w:tblPr>
       <w:tblGrid>
         <w:gridCol w:w="3360"/>
@@ -2088,6 +2264,9 @@
         <w:gridCol w:w="3360"/>
       </w:tblGrid>
       <w:tr>
+        <w:trPr>
+          <w:tblHeader/>
+        </w:trPr>
         <w:tc>
           <w:tcPr>
             <w:tcW w:type="dxa" w:w="4608"/>
@@ -2104,6 +2283,8 @@
           </w:tcPr>
           <w:p>
             <w:pPr>
+              <w:keepNext w:val="0"/>
+              <w:keepLines w:val="0"/>
               <w:spacing w:after="40" w:before="40"/>
             </w:pPr>
             <w:r/>
@@ -2133,6 +2314,8 @@
           </w:tcPr>
           <w:p>
             <w:pPr>
+              <w:keepNext w:val="0"/>
+              <w:keepLines w:val="0"/>
               <w:spacing w:after="40" w:before="40"/>
             </w:pPr>
             <w:r/>
@@ -2162,6 +2345,8 @@
           </w:tcPr>
           <w:p>
             <w:pPr>
+              <w:keepNext w:val="0"/>
+              <w:keepLines w:val="0"/>
               <w:spacing w:after="40" w:before="40"/>
             </w:pPr>
             <w:r/>
@@ -2177,6 +2362,7 @@
         </w:tc>
       </w:tr>
       <w:tr>
+        <w:trPr/>
         <w:tc>
           <w:tcPr>
             <w:tcW w:type="dxa" w:w="4608"/>
@@ -2192,6 +2378,8 @@
           </w:tcPr>
           <w:p>
             <w:pPr>
+              <w:keepNext w:val="0"/>
+              <w:keepLines w:val="0"/>
               <w:spacing w:after="40" w:before="40"/>
             </w:pPr>
             <w:r/>
@@ -2225,15 +2413,12 @@
           </w:tcPr>
           <w:p>
             <w:pPr>
+              <w:keepNext w:val="0"/>
+              <w:keepLines w:val="0"/>
               <w:spacing w:after="40" w:before="40"/>
             </w:pPr>
-            <w:r/>
             <w:r>
-              <w:rPr>
-                <w:b w:val="0"/>
-                <w:sz w:val="17"/>
-              </w:rPr>
-              <w:t>Reporte de pruebas</w:t>
+              <w:t>205/205 pruebas en E4: 98 frontend, 107 backend, incluidas 30 de aislamiento. E5 verifica Maps real; el rendimiento proviene del reporte histórico E1, no de una nueva carga.</w:t>
             </w:r>
           </w:p>
         </w:tc>
@@ -2252,15 +2437,12 @@
           </w:tcPr>
           <w:p>
             <w:pPr>
+              <w:keepNext w:val="0"/>
+              <w:keepLines w:val="0"/>
               <w:spacing w:after="40" w:before="40"/>
             </w:pPr>
-            <w:r/>
             <w:r>
-              <w:rPr>
-                <w:b w:val="0"/>
-                <w:sz w:val="17"/>
-              </w:rPr>
-              <w:t>Equipo / bloque asignado</w:t>
+              <w:t>Equipo</w:t>
             </w:r>
           </w:p>
         </w:tc>
@@ -2281,6 +2463,9 @@
         <w:pStyle w:val="Heading1"/>
       </w:pPr>
       <w:r>
+        <w:rPr>
+          <w:color w:val="000000"/>
+        </w:rPr>
         <w:t>Sprint 11 Cierre</w:t>
       </w:r>
     </w:p>
@@ -2297,6 +2482,14 @@
         <w:tblStyle w:val="TableGrid"/>
         <w:tblW w:type="auto" w:w="0"/>
         <w:tblLook w:firstColumn="1" w:firstRow="1" w:lastColumn="0" w:lastRow="0" w:noHBand="0" w:noVBand="1" w:val="04A0"/>
+        <w:tblBorders>
+          <w:top w:val="single" w:sz="4" w:color="D9D9D9"/>
+          <w:left w:val="single" w:sz="4" w:color="D9D9D9"/>
+          <w:bottom w:val="single" w:sz="4" w:color="D9D9D9"/>
+          <w:right w:val="single" w:sz="4" w:color="D9D9D9"/>
+          <w:insideH w:val="single" w:sz="4" w:color="D9D9D9"/>
+          <w:insideV w:val="single" w:sz="4" w:color="D9D9D9"/>
+        </w:tblBorders>
       </w:tblPr>
       <w:tblGrid>
         <w:gridCol w:w="3360"/>
@@ -2304,6 +2497,9 @@
         <w:gridCol w:w="3360"/>
       </w:tblGrid>
       <w:tr>
+        <w:trPr>
+          <w:tblHeader/>
+        </w:trPr>
         <w:tc>
           <w:tcPr>
             <w:tcW w:type="dxa" w:w="4608"/>
@@ -2320,6 +2516,8 @@
           </w:tcPr>
           <w:p>
             <w:pPr>
+              <w:keepNext w:val="0"/>
+              <w:keepLines w:val="0"/>
               <w:spacing w:after="40" w:before="40"/>
             </w:pPr>
             <w:r/>
@@ -2349,6 +2547,8 @@
           </w:tcPr>
           <w:p>
             <w:pPr>
+              <w:keepNext w:val="0"/>
+              <w:keepLines w:val="0"/>
               <w:spacing w:after="40" w:before="40"/>
             </w:pPr>
             <w:r/>
@@ -2378,6 +2578,8 @@
           </w:tcPr>
           <w:p>
             <w:pPr>
+              <w:keepNext w:val="0"/>
+              <w:keepLines w:val="0"/>
               <w:spacing w:after="40" w:before="40"/>
             </w:pPr>
             <w:r/>
@@ -2393,6 +2595,7 @@
         </w:tc>
       </w:tr>
       <w:tr>
+        <w:trPr/>
         <w:tc>
           <w:tcPr>
             <w:tcW w:type="dxa" w:w="4608"/>
@@ -2408,6 +2611,8 @@
           </w:tcPr>
           <w:p>
             <w:pPr>
+              <w:keepNext w:val="0"/>
+              <w:keepLines w:val="0"/>
               <w:spacing w:after="40" w:before="40"/>
             </w:pPr>
             <w:r/>
@@ -2441,15 +2646,12 @@
           </w:tcPr>
           <w:p>
             <w:pPr>
+              <w:keepNext w:val="0"/>
+              <w:keepLines w:val="0"/>
               <w:spacing w:after="40" w:before="40"/>
             </w:pPr>
-            <w:r/>
             <w:r>
-              <w:rPr>
-                <w:b w:val="0"/>
-                <w:sz w:val="17"/>
-              </w:rPr>
-              <w:t>Acta y paquete final</w:t>
+              <w:t>Documentación actualizada; la conformidad de la empresa requiere el acta y la firma de Rodrigo Quiroga.</w:t>
             </w:r>
           </w:p>
         </w:tc>
@@ -2468,15 +2670,12 @@
           </w:tcPr>
           <w:p>
             <w:pPr>
+              <w:keepNext w:val="0"/>
+              <w:keepLines w:val="0"/>
               <w:spacing w:after="40" w:before="40"/>
             </w:pPr>
-            <w:r/>
             <w:r>
-              <w:rPr>
-                <w:b w:val="0"/>
-                <w:sz w:val="17"/>
-              </w:rPr>
-              <w:t>Equipo / bloque asignado</w:t>
+              <w:t>Equipo; Juan coordina</w:t>
             </w:r>
           </w:p>
         </w:tc>
@@ -2486,6 +2685,11 @@
       <w:pPr>
         <w:spacing w:after="20"/>
       </w:pPr>
+    </w:p>
+    <w:p>
+      <w:r>
+        <w:t>E4: Verificacion_PR14_2026-10-20.md; E5: Croquis_maps_real_2026-10-20.md, en la carpeta pruebas. La numeración S1 a S11 conserva la planificación original y no asigna retrospectivamente fechas o reuniones.</w:t>
+      </w:r>
     </w:p>
     <w:sectPr>
       <w:footerReference w:type="default" r:id="rId9"/>
@@ -3274,7 +3478,7 @@
       <w:rFonts w:asciiTheme="majorHAnsi" w:eastAsiaTheme="majorEastAsia" w:hAnsiTheme="majorHAnsi" w:cstheme="majorBidi"/>
       <w:i/>
       <w:iCs/>
-      <w:color w:val="4F81BD" w:themeColor="accent1"/>
+      <w:color w:val="000000"/>
       <w:spacing w:val="15"/>
       <w:sz w:val="24"/>
       <w:szCs w:val="24"/>
